--- a/專題製作(含提案).docx
+++ b/專題製作(含提案).docx
@@ -1,6 +1,6 @@
 
 <file path=word/document.xml><?xml version="1.0" encoding="utf-8"?>
-<w:document xmlns:wpc="http://schemas.microsoft.com/office/word/2010/wordprocessingCanvas" xmlns:cx="http://schemas.microsoft.com/office/drawing/2014/chartex" xmlns:cx1="http://schemas.microsoft.com/office/drawing/2015/9/8/chartex" xmlns:cx2="http://schemas.microsoft.com/office/drawing/2015/10/21/chartex" xmlns:cx3="http://schemas.microsoft.com/office/drawing/2016/5/9/chartex" xmlns:cx4="http://schemas.microsoft.com/office/drawing/2016/5/10/chartex" xmlns:cx5="http://schemas.microsoft.com/office/drawing/2016/5/11/chartex" xmlns:cx6="http://schemas.microsoft.com/office/drawing/2016/5/12/chartex" xmlns:cx7="http://schemas.microsoft.com/office/drawing/2016/5/13/chartex" xmlns:cx8="http://schemas.microsoft.com/office/drawing/2016/5/14/chartex" xmlns:mc="http://schemas.openxmlformats.org/markup-compatibility/2006" xmlns:aink="http://schemas.microsoft.com/office/drawing/2016/ink" xmlns:am3d="http://schemas.microsoft.com/office/drawing/2017/model3d" xmlns:o="urn:schemas-microsoft-com:office:office" xmlns:oel="http://schemas.microsoft.com/office/2019/extlst" xmlns:r="http://schemas.openxmlformats.org/officeDocument/2006/relationships" xmlns:m="http://schemas.openxmlformats.org/officeDocument/2006/math" xmlns:v="urn:schemas-microsoft-com:vml" xmlns:wp14="http://schemas.microsoft.com/office/word/2010/wordprocessingDrawing" xmlns:wp="http://schemas.openxmlformats.org/drawingml/2006/wordprocessingDrawing" xmlns:w10="urn:schemas-microsoft-com:office:word" xmlns:w="http://schemas.openxmlformats.org/wordprocessingml/2006/main" xmlns:w14="http://schemas.microsoft.com/office/word/2010/wordml" xmlns:w15="http://schemas.microsoft.com/office/word/2012/wordml" xmlns:w16cex="http://schemas.microsoft.com/office/word/2018/wordml/cex" xmlns:w16cid="http://schemas.microsoft.com/office/word/2016/wordml/cid" xmlns:w16="http://schemas.microsoft.com/office/word/2018/wordml" xmlns:w16du="http://schemas.microsoft.com/office/word/2023/wordml/word16du" xmlns:w16sdtdh="http://schemas.microsoft.com/office/word/2020/wordml/sdtdatahash" xmlns:w16sdtfl="http://schemas.microsoft.com/office/word/2024/wordml/sdtformatlock" xmlns:w16se="http://schemas.microsoft.com/office/word/2015/wordml/symex" xmlns:wpg="http://schemas.microsoft.com/office/word/2010/wordprocessingGroup" xmlns:wpi="http://schemas.microsoft.com/office/word/2010/wordprocessingInk" xmlns:wne="http://schemas.microsoft.com/office/word/2006/wordml" xmlns:wps="http://schemas.microsoft.com/office/word/2010/wordprocessingShape" mc:Ignorable="w14 w15 w16se w16cid w16 w16cex w16sdtdh w16sdtfl w16du wp14">
+<w:document xmlns:wpc="http://schemas.microsoft.com/office/word/2010/wordprocessingCanvas" xmlns:cx="http://schemas.microsoft.com/office/drawing/2014/chartex" xmlns:cx1="http://schemas.microsoft.com/office/drawing/2015/9/8/chartex" xmlns:cx2="http://schemas.microsoft.com/office/drawing/2015/10/21/chartex" xmlns:cx3="http://schemas.microsoft.com/office/drawing/2016/5/9/chartex" xmlns:cx4="http://schemas.microsoft.com/office/drawing/2016/5/10/chartex" xmlns:cx5="http://schemas.microsoft.com/office/drawing/2016/5/11/chartex" xmlns:cx6="http://schemas.microsoft.com/office/drawing/2016/5/12/chartex" xmlns:cx7="http://schemas.microsoft.com/office/drawing/2016/5/13/chartex" xmlns:cx8="http://schemas.microsoft.com/office/drawing/2016/5/14/chartex" xmlns:mc="http://schemas.openxmlformats.org/markup-compatibility/2006" xmlns:aink="http://schemas.microsoft.com/office/drawing/2016/ink" xmlns:am3d="http://schemas.microsoft.com/office/drawing/2017/model3d" xmlns:o="urn:schemas-microsoft-com:office:office" xmlns:oel="http://schemas.microsoft.com/office/2019/extlst" xmlns:r="http://schemas.openxmlformats.org/officeDocument/2006/relationships" xmlns:m="http://schemas.openxmlformats.org/officeDocument/2006/math" xmlns:v="urn:schemas-microsoft-com:vml" xmlns:wp14="http://schemas.microsoft.com/office/word/2010/wordprocessingDrawing" xmlns:wp="http://schemas.openxmlformats.org/drawingml/2006/wordprocessingDrawing" xmlns:w10="urn:schemas-microsoft-com:office:word" xmlns:w="http://schemas.openxmlformats.org/wordprocessingml/2006/main" xmlns:w14="http://schemas.microsoft.com/office/word/2010/wordml" xmlns:w15="http://schemas.microsoft.com/office/word/2012/wordml" xmlns:w16cex="http://schemas.microsoft.com/office/word/2018/wordml/cex" xmlns:w16cid="http://schemas.microsoft.com/office/word/2016/wordml/cid" xmlns:w16="http://schemas.microsoft.com/office/word/2018/wordml" xmlns:w16sdtdh="http://schemas.microsoft.com/office/word/2020/wordml/sdtdatahash" xmlns:w16se="http://schemas.microsoft.com/office/word/2015/wordml/symex" xmlns:wpg="http://schemas.microsoft.com/office/word/2010/wordprocessingGroup" xmlns:wpi="http://schemas.microsoft.com/office/word/2010/wordprocessingInk" xmlns:wne="http://schemas.microsoft.com/office/word/2006/wordml" xmlns:wps="http://schemas.microsoft.com/office/word/2010/wordprocessingShape" mc:Ignorable="w14 w15 w16se w16cid w16 w16cex w16sdtdh wp14">
   <w:body>
     <w:p>
       <w:pPr>
@@ -619,6 +619,20 @@
                 <w:bCs/>
               </w:rPr>
             </w:pPr>
+            <w:r>
+              <w:rPr>
+                <w:rFonts w:eastAsia="標楷體" w:hint="eastAsia"/>
+                <w:bCs/>
+              </w:rPr>
+              <w:t>1</w:t>
+            </w:r>
+            <w:r>
+              <w:rPr>
+                <w:rFonts w:eastAsia="標楷體"/>
+                <w:bCs/>
+              </w:rPr>
+              <w:t>122006</w:t>
+            </w:r>
           </w:p>
         </w:tc>
         <w:tc>
@@ -635,6 +649,13 @@
                 <w:bCs/>
               </w:rPr>
             </w:pPr>
+            <w:r>
+              <w:rPr>
+                <w:rFonts w:eastAsia="標楷體"/>
+                <w:bCs/>
+              </w:rPr>
+              <w:t>3B</w:t>
+            </w:r>
           </w:p>
         </w:tc>
         <w:tc>
@@ -649,6 +670,12 @@
                 <w:rFonts w:eastAsia="標楷體"/>
               </w:rPr>
             </w:pPr>
+            <w:r>
+              <w:rPr>
+                <w:rFonts w:eastAsia="標楷體" w:hint="eastAsia"/>
+              </w:rPr>
+              <w:t>黃翊禎</w:t>
+            </w:r>
           </w:p>
         </w:tc>
         <w:tc>
@@ -664,6 +691,18 @@
                 <w:rFonts w:eastAsia="標楷體"/>
               </w:rPr>
             </w:pPr>
+            <w:r>
+              <w:rPr>
+                <w:rFonts w:eastAsia="標楷體" w:hint="eastAsia"/>
+              </w:rPr>
+              <w:t>0</w:t>
+            </w:r>
+            <w:r>
+              <w:rPr>
+                <w:rFonts w:eastAsia="標楷體"/>
+              </w:rPr>
+              <w:t>972572036</w:t>
+            </w:r>
           </w:p>
         </w:tc>
         <w:tc>
@@ -678,6 +717,12 @@
                 <w:rFonts w:eastAsia="標楷體"/>
               </w:rPr>
             </w:pPr>
+            <w:r>
+              <w:rPr>
+                <w:rFonts w:eastAsia="標楷體"/>
+              </w:rPr>
+              <w:t>diamond931024@gmail.com</w:t>
+            </w:r>
           </w:p>
         </w:tc>
       </w:tr>
@@ -699,6 +744,12 @@
                 <w:bCs/>
               </w:rPr>
             </w:pPr>
+            <w:r>
+              <w:rPr>
+                <w:rFonts w:eastAsia="標楷體" w:hint="eastAsia"/>
+              </w:rPr>
+              <w:t>1121821</w:t>
+            </w:r>
           </w:p>
         </w:tc>
         <w:tc>
@@ -715,6 +766,12 @@
                 <w:bCs/>
               </w:rPr>
             </w:pPr>
+            <w:r>
+              <w:rPr>
+                <w:rFonts w:eastAsia="標楷體" w:hint="eastAsia"/>
+              </w:rPr>
+              <w:t>3A</w:t>
+            </w:r>
           </w:p>
         </w:tc>
         <w:tc>
@@ -729,6 +786,12 @@
                 <w:rFonts w:eastAsia="標楷體"/>
               </w:rPr>
             </w:pPr>
+            <w:r>
+              <w:rPr>
+                <w:rFonts w:eastAsia="標楷體" w:hint="eastAsia"/>
+              </w:rPr>
+              <w:t>陳品霓</w:t>
+            </w:r>
           </w:p>
         </w:tc>
         <w:tc>
@@ -744,6 +807,12 @@
                 <w:rFonts w:eastAsia="標楷體"/>
               </w:rPr>
             </w:pPr>
+            <w:r>
+              <w:rPr>
+                <w:rFonts w:eastAsia="標楷體" w:hint="eastAsia"/>
+              </w:rPr>
+              <w:t>0908305817</w:t>
+            </w:r>
           </w:p>
         </w:tc>
         <w:tc>
@@ -758,6 +827,12 @@
                 <w:rFonts w:eastAsia="標楷體"/>
               </w:rPr>
             </w:pPr>
+            <w:r>
+              <w:rPr>
+                <w:rFonts w:eastAsia="標楷體" w:hint="eastAsia"/>
+              </w:rPr>
+              <w:t>nini.ivy0811@gmail.com</w:t>
+            </w:r>
           </w:p>
         </w:tc>
       </w:tr>
@@ -999,7 +1074,7 @@
               <w:adjustRightInd w:val="0"/>
               <w:snapToGrid w:val="0"/>
               <w:rPr>
-                <w:rFonts w:ascii="微軟正黑體" w:eastAsia="微軟正黑體" w:hAnsi="微軟正黑體" w:cs="Times New Roman" w:hint="eastAsia"/>
+                <w:rFonts w:ascii="微軟正黑體" w:eastAsia="微軟正黑體" w:hAnsi="微軟正黑體" w:cs="Times New Roman"/>
               </w:rPr>
             </w:pPr>
             <w:r>
@@ -1312,7 +1387,7 @@
               <w:adjustRightInd w:val="0"/>
               <w:snapToGrid w:val="0"/>
               <w:rPr>
-                <w:rFonts w:ascii="微軟正黑體" w:eastAsia="微軟正黑體" w:hAnsi="微軟正黑體" w:hint="eastAsia"/>
+                <w:rFonts w:ascii="微軟正黑體" w:eastAsia="微軟正黑體" w:hAnsi="微軟正黑體"/>
                 <w:color w:val="808080"/>
               </w:rPr>
             </w:pPr>
@@ -1353,7 +1428,23 @@
                 <w:rFonts w:ascii="微軟正黑體" w:eastAsia="微軟正黑體" w:hAnsi="微軟正黑體"/>
                 <w:color w:val="000000" w:themeColor="text1"/>
               </w:rPr>
-              <w:t>。在觀眾「起立逃離」客廳後，出口處設有明亮的療癒空間，提供心理學科普圖文（如何建立心理界線）與實體的「情緒解毒卡」，達到教育與療</w:t>
+              <w:t>。在觀眾「起立逃離」客廳後，出口處設有明亮的療</w:t>
+            </w:r>
+            <w:proofErr w:type="gramStart"/>
+            <w:r>
+              <w:rPr>
+                <w:rFonts w:ascii="微軟正黑體" w:eastAsia="微軟正黑體" w:hAnsi="微軟正黑體"/>
+                <w:color w:val="000000" w:themeColor="text1"/>
+              </w:rPr>
+              <w:t>癒</w:t>
+            </w:r>
+            <w:proofErr w:type="gramEnd"/>
+            <w:r>
+              <w:rPr>
+                <w:rFonts w:ascii="微軟正黑體" w:eastAsia="微軟正黑體" w:hAnsi="微軟正黑體"/>
+                <w:color w:val="000000" w:themeColor="text1"/>
+              </w:rPr>
+              <w:t>空間，提供心理學科普圖文（如何建立心理界線）與實體的「情緒解毒卡」，達到教育與療</w:t>
             </w:r>
             <w:proofErr w:type="gramStart"/>
             <w:r>
@@ -1507,7 +1598,7 @@
               <w:adjustRightInd w:val="0"/>
               <w:snapToGrid w:val="0"/>
               <w:rPr>
-                <w:rFonts w:ascii="微軟正黑體" w:eastAsia="微軟正黑體" w:hAnsi="微軟正黑體" w:hint="eastAsia"/>
+                <w:rFonts w:ascii="微軟正黑體" w:eastAsia="微軟正黑體" w:hAnsi="微軟正黑體"/>
                 <w:color w:val="000000" w:themeColor="text1"/>
               </w:rPr>
             </w:pPr>
@@ -2308,7 +2399,7 @@
 </file>
 
 <file path=word/endnotes.xml><?xml version="1.0" encoding="utf-8"?>
-<w:endnotes xmlns:wpc="http://schemas.microsoft.com/office/word/2010/wordprocessingCanvas" xmlns:cx="http://schemas.microsoft.com/office/drawing/2014/chartex" xmlns:cx1="http://schemas.microsoft.com/office/drawing/2015/9/8/chartex" xmlns:cx2="http://schemas.microsoft.com/office/drawing/2015/10/21/chartex" xmlns:cx3="http://schemas.microsoft.com/office/drawing/2016/5/9/chartex" xmlns:cx4="http://schemas.microsoft.com/office/drawing/2016/5/10/chartex" xmlns:cx5="http://schemas.microsoft.com/office/drawing/2016/5/11/chartex" xmlns:cx6="http://schemas.microsoft.com/office/drawing/2016/5/12/chartex" xmlns:cx7="http://schemas.microsoft.com/office/drawing/2016/5/13/chartex" xmlns:cx8="http://schemas.microsoft.com/office/drawing/2016/5/14/chartex" xmlns:mc="http://schemas.openxmlformats.org/markup-compatibility/2006" xmlns:aink="http://schemas.microsoft.com/office/drawing/2016/ink" xmlns:am3d="http://schemas.microsoft.com/office/drawing/2017/model3d" xmlns:o="urn:schemas-microsoft-com:office:office" xmlns:oel="http://schemas.microsoft.com/office/2019/extlst" xmlns:r="http://schemas.openxmlformats.org/officeDocument/2006/relationships" xmlns:m="http://schemas.openxmlformats.org/officeDocument/2006/math" xmlns:v="urn:schemas-microsoft-com:vml" xmlns:wp14="http://schemas.microsoft.com/office/word/2010/wordprocessingDrawing" xmlns:wp="http://schemas.openxmlformats.org/drawingml/2006/wordprocessingDrawing" xmlns:w10="urn:schemas-microsoft-com:office:word" xmlns:w="http://schemas.openxmlformats.org/wordprocessingml/2006/main" xmlns:w14="http://schemas.microsoft.com/office/word/2010/wordml" xmlns:w15="http://schemas.microsoft.com/office/word/2012/wordml" xmlns:w16cex="http://schemas.microsoft.com/office/word/2018/wordml/cex" xmlns:w16cid="http://schemas.microsoft.com/office/word/2016/wordml/cid" xmlns:w16="http://schemas.microsoft.com/office/word/2018/wordml" xmlns:w16du="http://schemas.microsoft.com/office/word/2023/wordml/word16du" xmlns:w16sdtdh="http://schemas.microsoft.com/office/word/2020/wordml/sdtdatahash" xmlns:w16sdtfl="http://schemas.microsoft.com/office/word/2024/wordml/sdtformatlock" xmlns:w16se="http://schemas.microsoft.com/office/word/2015/wordml/symex" xmlns:wpg="http://schemas.microsoft.com/office/word/2010/wordprocessingGroup" xmlns:wpi="http://schemas.microsoft.com/office/word/2010/wordprocessingInk" xmlns:wne="http://schemas.microsoft.com/office/word/2006/wordml" xmlns:wps="http://schemas.microsoft.com/office/word/2010/wordprocessingShape" mc:Ignorable="w14 w15 w16se w16cid w16 w16cex w16sdtdh w16sdtfl w16du wp14">
+<w:endnotes xmlns:wpc="http://schemas.microsoft.com/office/word/2010/wordprocessingCanvas" xmlns:cx="http://schemas.microsoft.com/office/drawing/2014/chartex" xmlns:cx1="http://schemas.microsoft.com/office/drawing/2015/9/8/chartex" xmlns:cx2="http://schemas.microsoft.com/office/drawing/2015/10/21/chartex" xmlns:cx3="http://schemas.microsoft.com/office/drawing/2016/5/9/chartex" xmlns:cx4="http://schemas.microsoft.com/office/drawing/2016/5/10/chartex" xmlns:cx5="http://schemas.microsoft.com/office/drawing/2016/5/11/chartex" xmlns:cx6="http://schemas.microsoft.com/office/drawing/2016/5/12/chartex" xmlns:cx7="http://schemas.microsoft.com/office/drawing/2016/5/13/chartex" xmlns:cx8="http://schemas.microsoft.com/office/drawing/2016/5/14/chartex" xmlns:mc="http://schemas.openxmlformats.org/markup-compatibility/2006" xmlns:aink="http://schemas.microsoft.com/office/drawing/2016/ink" xmlns:am3d="http://schemas.microsoft.com/office/drawing/2017/model3d" xmlns:o="urn:schemas-microsoft-com:office:office" xmlns:oel="http://schemas.microsoft.com/office/2019/extlst" xmlns:r="http://schemas.openxmlformats.org/officeDocument/2006/relationships" xmlns:m="http://schemas.openxmlformats.org/officeDocument/2006/math" xmlns:v="urn:schemas-microsoft-com:vml" xmlns:wp14="http://schemas.microsoft.com/office/word/2010/wordprocessingDrawing" xmlns:wp="http://schemas.openxmlformats.org/drawingml/2006/wordprocessingDrawing" xmlns:w10="urn:schemas-microsoft-com:office:word" xmlns:w="http://schemas.openxmlformats.org/wordprocessingml/2006/main" xmlns:w14="http://schemas.microsoft.com/office/word/2010/wordml" xmlns:w15="http://schemas.microsoft.com/office/word/2012/wordml" xmlns:w16cex="http://schemas.microsoft.com/office/word/2018/wordml/cex" xmlns:w16cid="http://schemas.microsoft.com/office/word/2016/wordml/cid" xmlns:w16="http://schemas.microsoft.com/office/word/2018/wordml" xmlns:w16sdtdh="http://schemas.microsoft.com/office/word/2020/wordml/sdtdatahash" xmlns:w16se="http://schemas.microsoft.com/office/word/2015/wordml/symex" xmlns:wpg="http://schemas.microsoft.com/office/word/2010/wordprocessingGroup" xmlns:wpi="http://schemas.microsoft.com/office/word/2010/wordprocessingInk" xmlns:wne="http://schemas.microsoft.com/office/word/2006/wordml" xmlns:wps="http://schemas.microsoft.com/office/word/2010/wordprocessingShape" mc:Ignorable="w14 w15 w16se w16cid w16 w16cex w16sdtdh wp14">
   <w:endnote w:type="separator" w:id="-1">
     <w:p>
       <w:r>
@@ -2327,7 +2418,7 @@
 </file>
 
 <file path=word/footnotes.xml><?xml version="1.0" encoding="utf-8"?>
-<w:footnotes xmlns:wpc="http://schemas.microsoft.com/office/word/2010/wordprocessingCanvas" xmlns:cx="http://schemas.microsoft.com/office/drawing/2014/chartex" xmlns:cx1="http://schemas.microsoft.com/office/drawing/2015/9/8/chartex" xmlns:cx2="http://schemas.microsoft.com/office/drawing/2015/10/21/chartex" xmlns:cx3="http://schemas.microsoft.com/office/drawing/2016/5/9/chartex" xmlns:cx4="http://schemas.microsoft.com/office/drawing/2016/5/10/chartex" xmlns:cx5="http://schemas.microsoft.com/office/drawing/2016/5/11/chartex" xmlns:cx6="http://schemas.microsoft.com/office/drawing/2016/5/12/chartex" xmlns:cx7="http://schemas.microsoft.com/office/drawing/2016/5/13/chartex" xmlns:cx8="http://schemas.microsoft.com/office/drawing/2016/5/14/chartex" xmlns:mc="http://schemas.openxmlformats.org/markup-compatibility/2006" xmlns:aink="http://schemas.microsoft.com/office/drawing/2016/ink" xmlns:am3d="http://schemas.microsoft.com/office/drawing/2017/model3d" xmlns:o="urn:schemas-microsoft-com:office:office" xmlns:oel="http://schemas.microsoft.com/office/2019/extlst" xmlns:r="http://schemas.openxmlformats.org/officeDocument/2006/relationships" xmlns:m="http://schemas.openxmlformats.org/officeDocument/2006/math" xmlns:v="urn:schemas-microsoft-com:vml" xmlns:wp14="http://schemas.microsoft.com/office/word/2010/wordprocessingDrawing" xmlns:wp="http://schemas.openxmlformats.org/drawingml/2006/wordprocessingDrawing" xmlns:w10="urn:schemas-microsoft-com:office:word" xmlns:w="http://schemas.openxmlformats.org/wordprocessingml/2006/main" xmlns:w14="http://schemas.microsoft.com/office/word/2010/wordml" xmlns:w15="http://schemas.microsoft.com/office/word/2012/wordml" xmlns:w16cex="http://schemas.microsoft.com/office/word/2018/wordml/cex" xmlns:w16cid="http://schemas.microsoft.com/office/word/2016/wordml/cid" xmlns:w16="http://schemas.microsoft.com/office/word/2018/wordml" xmlns:w16du="http://schemas.microsoft.com/office/word/2023/wordml/word16du" xmlns:w16sdtdh="http://schemas.microsoft.com/office/word/2020/wordml/sdtdatahash" xmlns:w16sdtfl="http://schemas.microsoft.com/office/word/2024/wordml/sdtformatlock" xmlns:w16se="http://schemas.microsoft.com/office/word/2015/wordml/symex" xmlns:wpg="http://schemas.microsoft.com/office/word/2010/wordprocessingGroup" xmlns:wpi="http://schemas.microsoft.com/office/word/2010/wordprocessingInk" xmlns:wne="http://schemas.microsoft.com/office/word/2006/wordml" xmlns:wps="http://schemas.microsoft.com/office/word/2010/wordprocessingShape" mc:Ignorable="w14 w15 w16se w16cid w16 w16cex w16sdtdh w16sdtfl w16du wp14">
+<w:footnotes xmlns:wpc="http://schemas.microsoft.com/office/word/2010/wordprocessingCanvas" xmlns:cx="http://schemas.microsoft.com/office/drawing/2014/chartex" xmlns:cx1="http://schemas.microsoft.com/office/drawing/2015/9/8/chartex" xmlns:cx2="http://schemas.microsoft.com/office/drawing/2015/10/21/chartex" xmlns:cx3="http://schemas.microsoft.com/office/drawing/2016/5/9/chartex" xmlns:cx4="http://schemas.microsoft.com/office/drawing/2016/5/10/chartex" xmlns:cx5="http://schemas.microsoft.com/office/drawing/2016/5/11/chartex" xmlns:cx6="http://schemas.microsoft.com/office/drawing/2016/5/12/chartex" xmlns:cx7="http://schemas.microsoft.com/office/drawing/2016/5/13/chartex" xmlns:cx8="http://schemas.microsoft.com/office/drawing/2016/5/14/chartex" xmlns:mc="http://schemas.openxmlformats.org/markup-compatibility/2006" xmlns:aink="http://schemas.microsoft.com/office/drawing/2016/ink" xmlns:am3d="http://schemas.microsoft.com/office/drawing/2017/model3d" xmlns:o="urn:schemas-microsoft-com:office:office" xmlns:oel="http://schemas.microsoft.com/office/2019/extlst" xmlns:r="http://schemas.openxmlformats.org/officeDocument/2006/relationships" xmlns:m="http://schemas.openxmlformats.org/officeDocument/2006/math" xmlns:v="urn:schemas-microsoft-com:vml" xmlns:wp14="http://schemas.microsoft.com/office/word/2010/wordprocessingDrawing" xmlns:wp="http://schemas.openxmlformats.org/drawingml/2006/wordprocessingDrawing" xmlns:w10="urn:schemas-microsoft-com:office:word" xmlns:w="http://schemas.openxmlformats.org/wordprocessingml/2006/main" xmlns:w14="http://schemas.microsoft.com/office/word/2010/wordml" xmlns:w15="http://schemas.microsoft.com/office/word/2012/wordml" xmlns:w16cex="http://schemas.microsoft.com/office/word/2018/wordml/cex" xmlns:w16cid="http://schemas.microsoft.com/office/word/2016/wordml/cid" xmlns:w16="http://schemas.microsoft.com/office/word/2018/wordml" xmlns:w16sdtdh="http://schemas.microsoft.com/office/word/2020/wordml/sdtdatahash" xmlns:w16se="http://schemas.microsoft.com/office/word/2015/wordml/symex" xmlns:wpg="http://schemas.microsoft.com/office/word/2010/wordprocessingGroup" xmlns:wpi="http://schemas.microsoft.com/office/word/2010/wordprocessingInk" xmlns:wne="http://schemas.microsoft.com/office/word/2006/wordml" xmlns:wps="http://schemas.microsoft.com/office/word/2010/wordprocessingShape" mc:Ignorable="w14 w15 w16se w16cid w16 w16cex w16sdtdh wp14">
   <w:footnote w:type="separator" w:id="-1">
     <w:p>
       <w:r>
@@ -2346,7 +2437,7 @@
 </file>
 
 <file path=word/numbering.xml><?xml version="1.0" encoding="utf-8"?>
-<w:numbering xmlns:wpc="http://schemas.microsoft.com/office/word/2010/wordprocessingCanvas" xmlns:cx="http://schemas.microsoft.com/office/drawing/2014/chartex" xmlns:cx1="http://schemas.microsoft.com/office/drawing/2015/9/8/chartex" xmlns:cx2="http://schemas.microsoft.com/office/drawing/2015/10/21/chartex" xmlns:cx3="http://schemas.microsoft.com/office/drawing/2016/5/9/chartex" xmlns:cx4="http://schemas.microsoft.com/office/drawing/2016/5/10/chartex" xmlns:cx5="http://schemas.microsoft.com/office/drawing/2016/5/11/chartex" xmlns:cx6="http://schemas.microsoft.com/office/drawing/2016/5/12/chartex" xmlns:cx7="http://schemas.microsoft.com/office/drawing/2016/5/13/chartex" xmlns:cx8="http://schemas.microsoft.com/office/drawing/2016/5/14/chartex" xmlns:mc="http://schemas.openxmlformats.org/markup-compatibility/2006" xmlns:aink="http://schemas.microsoft.com/office/drawing/2016/ink" xmlns:am3d="http://schemas.microsoft.com/office/drawing/2017/model3d" xmlns:o="urn:schemas-microsoft-com:office:office" xmlns:oel="http://schemas.microsoft.com/office/2019/extlst" xmlns:r="http://schemas.openxmlformats.org/officeDocument/2006/relationships" xmlns:m="http://schemas.openxmlformats.org/officeDocument/2006/math" xmlns:v="urn:schemas-microsoft-com:vml" xmlns:wp14="http://schemas.microsoft.com/office/word/2010/wordprocessingDrawing" xmlns:wp="http://schemas.openxmlformats.org/drawingml/2006/wordprocessingDrawing" xmlns:w10="urn:schemas-microsoft-com:office:word" xmlns:w="http://schemas.openxmlformats.org/wordprocessingml/2006/main" xmlns:w14="http://schemas.microsoft.com/office/word/2010/wordml" xmlns:w15="http://schemas.microsoft.com/office/word/2012/wordml" xmlns:w16cex="http://schemas.microsoft.com/office/word/2018/wordml/cex" xmlns:w16cid="http://schemas.microsoft.com/office/word/2016/wordml/cid" xmlns:w16="http://schemas.microsoft.com/office/word/2018/wordml" xmlns:w16du="http://schemas.microsoft.com/office/word/2023/wordml/word16du" xmlns:w16sdtdh="http://schemas.microsoft.com/office/word/2020/wordml/sdtdatahash" xmlns:w16sdtfl="http://schemas.microsoft.com/office/word/2024/wordml/sdtformatlock" xmlns:w16se="http://schemas.microsoft.com/office/word/2015/wordml/symex" xmlns:wpg="http://schemas.microsoft.com/office/word/2010/wordprocessingGroup" xmlns:wpi="http://schemas.microsoft.com/office/word/2010/wordprocessingInk" xmlns:wne="http://schemas.microsoft.com/office/word/2006/wordml" xmlns:wps="http://schemas.microsoft.com/office/word/2010/wordprocessingShape" mc:Ignorable="w14 w15 w16se w16cid w16 w16cex w16sdtdh w16sdtfl w16du wp14">
+<w:numbering xmlns:wpc="http://schemas.microsoft.com/office/word/2010/wordprocessingCanvas" xmlns:cx="http://schemas.microsoft.com/office/drawing/2014/chartex" xmlns:cx1="http://schemas.microsoft.com/office/drawing/2015/9/8/chartex" xmlns:cx2="http://schemas.microsoft.com/office/drawing/2015/10/21/chartex" xmlns:cx3="http://schemas.microsoft.com/office/drawing/2016/5/9/chartex" xmlns:cx4="http://schemas.microsoft.com/office/drawing/2016/5/10/chartex" xmlns:cx5="http://schemas.microsoft.com/office/drawing/2016/5/11/chartex" xmlns:cx6="http://schemas.microsoft.com/office/drawing/2016/5/12/chartex" xmlns:cx7="http://schemas.microsoft.com/office/drawing/2016/5/13/chartex" xmlns:cx8="http://schemas.microsoft.com/office/drawing/2016/5/14/chartex" xmlns:mc="http://schemas.openxmlformats.org/markup-compatibility/2006" xmlns:aink="http://schemas.microsoft.com/office/drawing/2016/ink" xmlns:am3d="http://schemas.microsoft.com/office/drawing/2017/model3d" xmlns:o="urn:schemas-microsoft-com:office:office" xmlns:oel="http://schemas.microsoft.com/office/2019/extlst" xmlns:r="http://schemas.openxmlformats.org/officeDocument/2006/relationships" xmlns:m="http://schemas.openxmlformats.org/officeDocument/2006/math" xmlns:v="urn:schemas-microsoft-com:vml" xmlns:wp14="http://schemas.microsoft.com/office/word/2010/wordprocessingDrawing" xmlns:wp="http://schemas.openxmlformats.org/drawingml/2006/wordprocessingDrawing" xmlns:w10="urn:schemas-microsoft-com:office:word" xmlns:w="http://schemas.openxmlformats.org/wordprocessingml/2006/main" xmlns:w14="http://schemas.microsoft.com/office/word/2010/wordml" xmlns:w15="http://schemas.microsoft.com/office/word/2012/wordml" xmlns:w16cex="http://schemas.microsoft.com/office/word/2018/wordml/cex" xmlns:w16cid="http://schemas.microsoft.com/office/word/2016/wordml/cid" xmlns:w16="http://schemas.microsoft.com/office/word/2018/wordml" xmlns:w16sdtdh="http://schemas.microsoft.com/office/word/2020/wordml/sdtdatahash" xmlns:w16se="http://schemas.microsoft.com/office/word/2015/wordml/symex" xmlns:wpg="http://schemas.microsoft.com/office/word/2010/wordprocessingGroup" xmlns:wpi="http://schemas.microsoft.com/office/word/2010/wordprocessingInk" xmlns:wne="http://schemas.microsoft.com/office/word/2006/wordml" xmlns:wps="http://schemas.microsoft.com/office/word/2010/wordprocessingShape" mc:Ignorable="w14 w15 w16se w16cid w16 w16cex w16sdtdh wp14">
   <w:abstractNum w:abstractNumId="0" w15:restartNumberingAfterBreak="0">
     <w:nsid w:val="5E385E6A"/>
     <w:multiLevelType w:val="multilevel"/>
@@ -2655,7 +2746,7 @@
 </file>
 
 <file path=word/styles.xml><?xml version="1.0" encoding="utf-8"?>
-<w:styles xmlns:mc="http://schemas.openxmlformats.org/markup-compatibility/2006" xmlns:r="http://schemas.openxmlformats.org/officeDocument/2006/relationships" xmlns:w="http://schemas.openxmlformats.org/wordprocessingml/2006/main" xmlns:w14="http://schemas.microsoft.com/office/word/2010/wordml" xmlns:w15="http://schemas.microsoft.com/office/word/2012/wordml" xmlns:w16cex="http://schemas.microsoft.com/office/word/2018/wordml/cex" xmlns:w16cid="http://schemas.microsoft.com/office/word/2016/wordml/cid" xmlns:w16="http://schemas.microsoft.com/office/word/2018/wordml" xmlns:w16du="http://schemas.microsoft.com/office/word/2023/wordml/word16du" xmlns:w16sdtdh="http://schemas.microsoft.com/office/word/2020/wordml/sdtdatahash" xmlns:w16sdtfl="http://schemas.microsoft.com/office/word/2024/wordml/sdtformatlock" xmlns:w16se="http://schemas.microsoft.com/office/word/2015/wordml/symex" mc:Ignorable="w14 w15 w16se w16cid w16 w16cex w16sdtdh w16sdtfl w16du">
+<w:styles xmlns:mc="http://schemas.openxmlformats.org/markup-compatibility/2006" xmlns:r="http://schemas.openxmlformats.org/officeDocument/2006/relationships" xmlns:w="http://schemas.openxmlformats.org/wordprocessingml/2006/main" xmlns:w14="http://schemas.microsoft.com/office/word/2010/wordml" xmlns:w15="http://schemas.microsoft.com/office/word/2012/wordml" xmlns:w16cex="http://schemas.microsoft.com/office/word/2018/wordml/cex" xmlns:w16cid="http://schemas.microsoft.com/office/word/2016/wordml/cid" xmlns:w16="http://schemas.microsoft.com/office/word/2018/wordml" xmlns:w16sdtdh="http://schemas.microsoft.com/office/word/2020/wordml/sdtdatahash" xmlns:w16se="http://schemas.microsoft.com/office/word/2015/wordml/symex" mc:Ignorable="w14 w15 w16se w16cid w16 w16cex w16sdtdh">
   <w:docDefaults>
     <w:rPrDefault>
       <w:rPr>
@@ -3061,6 +3152,7 @@
   <w:style w:type="character" w:default="1" w:styleId="a0">
     <w:name w:val="Default Paragraph Font"/>
     <w:uiPriority w:val="1"/>
+    <w:semiHidden/>
     <w:unhideWhenUsed/>
   </w:style>
   <w:style w:type="table" w:default="1" w:styleId="a1">

--- a/專題製作(含提案).docx
+++ b/專題製作(含提案).docx
@@ -549,14 +549,12 @@
                 <w:rFonts w:eastAsia="標楷體"/>
               </w:rPr>
             </w:pPr>
-            <w:proofErr w:type="gramStart"/>
             <w:r>
               <w:rPr>
                 <w:rFonts w:eastAsia="標楷體" w:hint="eastAsia"/>
               </w:rPr>
               <w:t>游祐瑄</w:t>
             </w:r>
-            <w:proofErr w:type="gramEnd"/>
           </w:p>
         </w:tc>
         <w:tc>
@@ -1128,7 +1126,6 @@
               </w:rPr>
               <w:t>.</w:t>
             </w:r>
-            <w:proofErr w:type="gramStart"/>
             <w:r>
               <w:rPr>
                 <w:rFonts w:eastAsia="標楷體"/>
@@ -1137,18 +1134,7 @@
                 <w:sz w:val="28"/>
                 <w:szCs w:val="28"/>
               </w:rPr>
-              <w:t>畢製主題</w:t>
-            </w:r>
-            <w:proofErr w:type="gramEnd"/>
-            <w:r>
-              <w:rPr>
-                <w:rFonts w:eastAsia="標楷體"/>
-                <w:b/>
-                <w:bCs/>
-                <w:sz w:val="28"/>
-                <w:szCs w:val="28"/>
-              </w:rPr>
-              <w:t>特色說明：</w:t>
+              <w:t>畢製主題特色說明：</w:t>
             </w:r>
           </w:p>
         </w:tc>
@@ -1179,114 +1165,34 @@
                 <w:rFonts w:ascii="微軟正黑體" w:eastAsia="微軟正黑體" w:hAnsi="微軟正黑體"/>
                 <w:color w:val="000000" w:themeColor="text1"/>
               </w:rPr>
-              <w:t>高共鳴的日常陷阱： 展場外觀為一間日常感的客廳。觀眾</w:t>
-            </w:r>
-            <w:proofErr w:type="gramStart"/>
-            <w:r>
+              <w:t>高共鳴的日常陷阱： 展場外觀為一間日常感的客廳。觀眾在毫无防備的狀態下走入並坐下，卻會瞬間觸發與其年齡相對應的碎碎念與說教語音，將家從溫馨港灣轉化為心理偵訊室，創造極強的情感反差與張力。</w:t>
+            </w:r>
+          </w:p>
+          <w:p>
+            <w:pPr>
+              <w:adjustRightInd w:val="0"/>
+              <w:snapToGrid w:val="0"/>
+              <w:rPr>
+                <w:rFonts w:eastAsia="標楷體"/>
+                <w:color w:val="808080"/>
+              </w:rPr>
+            </w:pPr>
+          </w:p>
+          <w:p>
+            <w:pPr>
+              <w:adjustRightInd w:val="0"/>
+              <w:snapToGrid w:val="0"/>
               <w:rPr>
                 <w:rFonts w:ascii="微軟正黑體" w:eastAsia="微軟正黑體" w:hAnsi="微軟正黑體"/>
                 <w:color w:val="000000" w:themeColor="text1"/>
               </w:rPr>
-              <w:t>在毫无</w:t>
-            </w:r>
-            <w:proofErr w:type="gramEnd"/>
+            </w:pPr>
             <w:r>
               <w:rPr>
                 <w:rFonts w:ascii="微軟正黑體" w:eastAsia="微軟正黑體" w:hAnsi="微軟正黑體"/>
                 <w:color w:val="000000" w:themeColor="text1"/>
               </w:rPr>
-              <w:t>防備的狀態下走入並坐下，卻會瞬間觸發與其年齡相對應的碎碎念與說教語音，將家從溫馨港灣轉化為心理偵訊室，創造極強的情感反差與張力。</w:t>
-            </w:r>
-          </w:p>
-          <w:p>
-            <w:pPr>
-              <w:adjustRightInd w:val="0"/>
-              <w:snapToGrid w:val="0"/>
-              <w:rPr>
-                <w:rFonts w:eastAsia="標楷體"/>
-                <w:color w:val="808080"/>
-              </w:rPr>
-            </w:pPr>
-          </w:p>
-          <w:p>
-            <w:pPr>
-              <w:adjustRightInd w:val="0"/>
-              <w:snapToGrid w:val="0"/>
-              <w:rPr>
-                <w:rFonts w:ascii="微軟正黑體" w:eastAsia="微軟正黑體" w:hAnsi="微軟正黑體"/>
-                <w:color w:val="000000" w:themeColor="text1"/>
-              </w:rPr>
-            </w:pPr>
-            <w:r>
-              <w:rPr>
-                <w:rFonts w:ascii="微軟正黑體" w:eastAsia="微軟正黑體" w:hAnsi="微軟正黑體"/>
-                <w:color w:val="000000" w:themeColor="text1"/>
-              </w:rPr>
-              <w:t>分齡觸發的精</w:t>
-            </w:r>
-            <w:proofErr w:type="gramStart"/>
-            <w:r>
-              <w:rPr>
-                <w:rFonts w:ascii="微軟正黑體" w:eastAsia="微軟正黑體" w:hAnsi="微軟正黑體"/>
-                <w:color w:val="000000" w:themeColor="text1"/>
-              </w:rPr>
-              <w:t>準</w:t>
-            </w:r>
-            <w:proofErr w:type="gramEnd"/>
-            <w:r>
-              <w:rPr>
-                <w:rFonts w:ascii="微軟正黑體" w:eastAsia="微軟正黑體" w:hAnsi="微軟正黑體"/>
-                <w:color w:val="000000" w:themeColor="text1"/>
-              </w:rPr>
-              <w:t>打擊： 入場前觀眾需透過介面選擇目前的人生階段（求學期、待業/畢業期、社會</w:t>
-            </w:r>
-            <w:proofErr w:type="gramStart"/>
-            <w:r>
-              <w:rPr>
-                <w:rFonts w:ascii="微軟正黑體" w:eastAsia="微軟正黑體" w:hAnsi="微軟正黑體"/>
-                <w:color w:val="000000" w:themeColor="text1"/>
-              </w:rPr>
-              <w:t>適</w:t>
-            </w:r>
-            <w:proofErr w:type="gramEnd"/>
-            <w:r>
-              <w:rPr>
-                <w:rFonts w:ascii="微軟正黑體" w:eastAsia="微軟正黑體" w:hAnsi="微軟正黑體"/>
-                <w:color w:val="000000" w:themeColor="text1"/>
-              </w:rPr>
-              <w:t>婚期）。裝置內建的音響系統會根據選擇，精</w:t>
-            </w:r>
-            <w:proofErr w:type="gramStart"/>
-            <w:r>
-              <w:rPr>
-                <w:rFonts w:ascii="微軟正黑體" w:eastAsia="微軟正黑體" w:hAnsi="微軟正黑體"/>
-                <w:color w:val="000000" w:themeColor="text1"/>
-              </w:rPr>
-              <w:t>準</w:t>
-            </w:r>
-            <w:proofErr w:type="gramEnd"/>
-            <w:r>
-              <w:rPr>
-                <w:rFonts w:ascii="微軟正黑體" w:eastAsia="微軟正黑體" w:hAnsi="微軟正黑體"/>
-                <w:color w:val="000000" w:themeColor="text1"/>
-              </w:rPr>
-              <w:t>播放該</w:t>
-            </w:r>
-            <w:proofErr w:type="gramStart"/>
-            <w:r>
-              <w:rPr>
-                <w:rFonts w:ascii="微軟正黑體" w:eastAsia="微軟正黑體" w:hAnsi="微軟正黑體"/>
-                <w:color w:val="000000" w:themeColor="text1"/>
-              </w:rPr>
-              <w:t>年齡層最常</w:t>
-            </w:r>
-            <w:proofErr w:type="gramEnd"/>
-            <w:r>
-              <w:rPr>
-                <w:rFonts w:ascii="微軟正黑體" w:eastAsia="微軟正黑體" w:hAnsi="微軟正黑體"/>
-                <w:color w:val="000000" w:themeColor="text1"/>
-              </w:rPr>
-              <w:t>面臨的亞洲父母金句。</w:t>
+              <w:t>分齡觸發的精準打擊： 入場前觀眾需透過介面選擇目前的人生階段（求學期、待業/畢業期、社會適婚期）。裝置內建的音響系統會根據選擇，精準播放該年齡層最常面臨的亞洲父母金句。</w:t>
             </w:r>
           </w:p>
           <w:p>
@@ -1396,71 +1302,7 @@
                 <w:rFonts w:ascii="微軟正黑體" w:eastAsia="微軟正黑體" w:hAnsi="微軟正黑體"/>
                 <w:color w:val="000000" w:themeColor="text1"/>
               </w:rPr>
-              <w:t>完整的心理療</w:t>
-            </w:r>
-            <w:proofErr w:type="gramStart"/>
-            <w:r>
-              <w:rPr>
-                <w:rFonts w:ascii="微軟正黑體" w:eastAsia="微軟正黑體" w:hAnsi="微軟正黑體"/>
-                <w:color w:val="000000" w:themeColor="text1"/>
-              </w:rPr>
-              <w:t>癒</w:t>
-            </w:r>
-            <w:proofErr w:type="gramEnd"/>
-            <w:r>
-              <w:rPr>
-                <w:rFonts w:ascii="微軟正黑體" w:eastAsia="微軟正黑體" w:hAnsi="微軟正黑體"/>
-                <w:color w:val="000000" w:themeColor="text1"/>
-              </w:rPr>
-              <w:t>閉環： 本展覽不流於純粹的負面情緒宣</w:t>
-            </w:r>
-            <w:proofErr w:type="gramStart"/>
-            <w:r>
-              <w:rPr>
-                <w:rFonts w:ascii="微軟正黑體" w:eastAsia="微軟正黑體" w:hAnsi="微軟正黑體"/>
-                <w:color w:val="000000" w:themeColor="text1"/>
-              </w:rPr>
-              <w:t>洩</w:t>
-            </w:r>
-            <w:proofErr w:type="gramEnd"/>
-            <w:r>
-              <w:rPr>
-                <w:rFonts w:ascii="微軟正黑體" w:eastAsia="微軟正黑體" w:hAnsi="微軟正黑體"/>
-                <w:color w:val="000000" w:themeColor="text1"/>
-              </w:rPr>
-              <w:t>。在觀眾「起立逃離」客廳後，出口處設有明亮的療</w:t>
-            </w:r>
-            <w:proofErr w:type="gramStart"/>
-            <w:r>
-              <w:rPr>
-                <w:rFonts w:ascii="微軟正黑體" w:eastAsia="微軟正黑體" w:hAnsi="微軟正黑體"/>
-                <w:color w:val="000000" w:themeColor="text1"/>
-              </w:rPr>
-              <w:t>癒</w:t>
-            </w:r>
-            <w:proofErr w:type="gramEnd"/>
-            <w:r>
-              <w:rPr>
-                <w:rFonts w:ascii="微軟正黑體" w:eastAsia="微軟正黑體" w:hAnsi="微軟正黑體"/>
-                <w:color w:val="000000" w:themeColor="text1"/>
-              </w:rPr>
-              <w:t>空間，提供心理學科普圖文（如何建立心理界線）與實體的「情緒解毒卡」，達到教育與療</w:t>
-            </w:r>
-            <w:proofErr w:type="gramStart"/>
-            <w:r>
-              <w:rPr>
-                <w:rFonts w:ascii="微軟正黑體" w:eastAsia="微軟正黑體" w:hAnsi="微軟正黑體"/>
-                <w:color w:val="000000" w:themeColor="text1"/>
-              </w:rPr>
-              <w:t>癒</w:t>
-            </w:r>
-            <w:proofErr w:type="gramEnd"/>
-            <w:r>
-              <w:rPr>
-                <w:rFonts w:ascii="微軟正黑體" w:eastAsia="微軟正黑體" w:hAnsi="微軟正黑體"/>
-                <w:color w:val="000000" w:themeColor="text1"/>
-              </w:rPr>
-              <w:t>的目的。</w:t>
+              <w:t>完整的心理療癒閉環： 本展覽不流於純粹的負面情緒宣洩。在觀眾「起立逃離」客廳後，出口處設有明亮的療癒空間，提供心理學科普圖文（如何建立心理界線）與實體的「情緒解毒卡」，達到教育與療癒的目的。</w:t>
             </w:r>
           </w:p>
         </w:tc>
@@ -1509,7 +1351,6 @@
               </w:rPr>
               <w:t>.</w:t>
             </w:r>
-            <w:proofErr w:type="gramStart"/>
             <w:r>
               <w:rPr>
                 <w:rFonts w:eastAsia="標楷體"/>
@@ -1518,18 +1359,7 @@
                 <w:sz w:val="28"/>
                 <w:szCs w:val="28"/>
               </w:rPr>
-              <w:t>請條列畢製</w:t>
-            </w:r>
-            <w:proofErr w:type="gramEnd"/>
-            <w:r>
-              <w:rPr>
-                <w:rFonts w:eastAsia="標楷體"/>
-                <w:b/>
-                <w:bCs/>
-                <w:sz w:val="28"/>
-                <w:szCs w:val="28"/>
-              </w:rPr>
-              <w:t>預期成果：</w:t>
+              <w:t>請條列畢製預期成果：</w:t>
             </w:r>
           </w:p>
         </w:tc>
@@ -1545,8 +1375,14 @@
           </w:tcPr>
           <w:p>
             <w:pPr>
-              <w:adjustRightInd w:val="0"/>
-              <w:snapToGrid w:val="0"/>
+              <w:pStyle w:val="a7"/>
+              <w:numPr>
+                <w:ilvl w:val="0"/>
+                <w:numId w:val="3"/>
+              </w:numPr>
+              <w:adjustRightInd w:val="0"/>
+              <w:snapToGrid w:val="0"/>
+              <w:ind w:leftChars="0"/>
               <w:rPr>
                 <w:rFonts w:ascii="微軟正黑體" w:eastAsia="微軟正黑體" w:hAnsi="微軟正黑體"/>
                 <w:color w:val="000000" w:themeColor="text1"/>
@@ -1558,82 +1394,30 @@
                 <w:color w:val="000000" w:themeColor="text1"/>
               </w:rPr>
               <w:lastRenderedPageBreak/>
-              <w:t>展覽效益： 於畢業展出</w:t>
-            </w:r>
-            <w:proofErr w:type="gramStart"/>
-            <w:r>
+              <w:t>透過社群媒體的「打卡短影音」或「金句共鳴分享」，擴大專案在網路上的影響力。</w:t>
+            </w:r>
+          </w:p>
+          <w:p>
+            <w:pPr>
+              <w:pStyle w:val="a7"/>
+              <w:numPr>
+                <w:ilvl w:val="0"/>
+                <w:numId w:val="3"/>
+              </w:numPr>
+              <w:adjustRightInd w:val="0"/>
+              <w:snapToGrid w:val="0"/>
+              <w:ind w:leftChars="0"/>
               <w:rPr>
                 <w:rFonts w:ascii="微軟正黑體" w:eastAsia="微軟正黑體" w:hAnsi="微軟正黑體"/>
                 <w:color w:val="000000" w:themeColor="text1"/>
               </w:rPr>
-              <w:t>期間，</w:t>
-            </w:r>
-            <w:proofErr w:type="gramEnd"/>
+            </w:pPr>
             <w:r>
               <w:rPr>
                 <w:rFonts w:ascii="微軟正黑體" w:eastAsia="微軟正黑體" w:hAnsi="微軟正黑體"/>
                 <w:color w:val="000000" w:themeColor="text1"/>
               </w:rPr>
-              <w:t>預計吸引大量觀展者排隊體驗，透過社群媒體的「</w:t>
-            </w:r>
-            <w:proofErr w:type="gramStart"/>
-            <w:r>
-              <w:rPr>
-                <w:rFonts w:ascii="微軟正黑體" w:eastAsia="微軟正黑體" w:hAnsi="微軟正黑體"/>
-                <w:color w:val="000000" w:themeColor="text1"/>
-              </w:rPr>
-              <w:t>打卡短影音</w:t>
-            </w:r>
-            <w:proofErr w:type="gramEnd"/>
-            <w:r>
-              <w:rPr>
-                <w:rFonts w:ascii="微軟正黑體" w:eastAsia="微軟正黑體" w:hAnsi="微軟正黑體"/>
-                <w:color w:val="000000" w:themeColor="text1"/>
-              </w:rPr>
-              <w:t>」或「金句共鳴分享」，擴大專案在網路上的影響力。</w:t>
-            </w:r>
-          </w:p>
-          <w:p>
-            <w:pPr>
-              <w:adjustRightInd w:val="0"/>
-              <w:snapToGrid w:val="0"/>
-              <w:rPr>
-                <w:rFonts w:ascii="微軟正黑體" w:eastAsia="微軟正黑體" w:hAnsi="微軟正黑體"/>
-                <w:color w:val="000000" w:themeColor="text1"/>
-              </w:rPr>
-            </w:pPr>
-          </w:p>
-          <w:p>
-            <w:pPr>
-              <w:adjustRightInd w:val="0"/>
-              <w:snapToGrid w:val="0"/>
-              <w:rPr>
-                <w:rFonts w:ascii="微軟正黑體" w:eastAsia="微軟正黑體" w:hAnsi="微軟正黑體"/>
-                <w:color w:val="000000" w:themeColor="text1"/>
-              </w:rPr>
-            </w:pPr>
-            <w:r>
-              <w:rPr>
-                <w:rFonts w:ascii="微軟正黑體" w:eastAsia="微軟正黑體" w:hAnsi="微軟正黑體"/>
-                <w:color w:val="000000" w:themeColor="text1"/>
-              </w:rPr>
-              <w:t xml:space="preserve"> 社會影響： 促使觀展的年輕世代獲得情感宣</w:t>
-            </w:r>
-            <w:proofErr w:type="gramStart"/>
-            <w:r>
-              <w:rPr>
-                <w:rFonts w:ascii="微軟正黑體" w:eastAsia="微軟正黑體" w:hAnsi="微軟正黑體"/>
-                <w:color w:val="000000" w:themeColor="text1"/>
-              </w:rPr>
-              <w:t>洩</w:t>
-            </w:r>
-            <w:proofErr w:type="gramEnd"/>
-            <w:r>
-              <w:rPr>
-                <w:rFonts w:ascii="微軟正黑體" w:eastAsia="微軟正黑體" w:hAnsi="微軟正黑體"/>
-                <w:color w:val="000000" w:themeColor="text1"/>
-              </w:rPr>
-              <w:t>與被理解的慰藉；同時若有家長觀展，能作為一面鏡子，引發對於「亞洲式管教」與「家庭言語暴力」的反思。</w:t>
+              <w:t>社會影響： 促使觀展的年輕世代獲得情感宣洩與被理解的慰藉；同時若有家長觀展，能作為一面鏡子，引發對於「亞洲式管教」與「家庭言語暴力」的反思。</w:t>
             </w:r>
           </w:p>
           <w:p>
@@ -1702,29 +1486,7 @@
                 <w:sz w:val="28"/>
                 <w:szCs w:val="28"/>
               </w:rPr>
-              <w:t>是否準備</w:t>
-            </w:r>
-            <w:proofErr w:type="gramStart"/>
-            <w:r>
-              <w:rPr>
-                <w:rFonts w:eastAsia="標楷體"/>
-                <w:b/>
-                <w:bCs/>
-                <w:sz w:val="28"/>
-                <w:szCs w:val="28"/>
-              </w:rPr>
-              <w:t>以畢製</w:t>
-            </w:r>
-            <w:proofErr w:type="gramEnd"/>
-            <w:r>
-              <w:rPr>
-                <w:rFonts w:eastAsia="標楷體"/>
-                <w:b/>
-                <w:bCs/>
-                <w:sz w:val="28"/>
-                <w:szCs w:val="28"/>
-              </w:rPr>
-              <w:t>主題參加競賽</w:t>
+              <w:t>是否準備以畢製主題參加競賽</w:t>
             </w:r>
             <w:r>
               <w:rPr>
@@ -1756,10 +1518,10 @@
             </w:pPr>
             <w:r>
               <w:rPr>
-                <w:rFonts w:eastAsia="標楷體"/>
-                <w:b/>
-              </w:rPr>
-              <w:sym w:font="Wingdings" w:char="F06F"/>
+                <w:rFonts w:ascii="標楷體" w:eastAsia="標楷體" w:hAnsi="標楷體" w:hint="eastAsia"/>
+                <w:b/>
+              </w:rPr>
+              <w:t>□</w:t>
             </w:r>
             <w:r>
               <w:rPr>
@@ -1785,29 +1547,34 @@
             </w:pPr>
             <w:r>
               <w:rPr>
-                <w:rFonts w:eastAsia="標楷體"/>
-                <w:b/>
-              </w:rPr>
-              <w:sym w:font="Wingdings" w:char="F06F"/>
-            </w:r>
-            <w:r>
-              <w:rPr>
-                <w:rFonts w:eastAsia="標楷體"/>
-                <w:b/>
-              </w:rPr>
-              <w:t xml:space="preserve"> </w:t>
-            </w:r>
-            <w:r>
-              <w:rPr>
-                <w:rFonts w:eastAsia="標楷體"/>
-              </w:rPr>
-              <w:t>是，競賽名稱：</w:t>
-            </w:r>
-            <w:r>
-              <w:rPr>
-                <w:rFonts w:eastAsia="標楷體"/>
-              </w:rPr>
-              <w:t>_____________________________</w:t>
+                <w:rFonts w:ascii="標楷體" w:eastAsia="標楷體" w:hAnsi="標楷體" w:hint="eastAsia"/>
+                <w:b/>
+              </w:rPr>
+              <w:t xml:space="preserve">■ </w:t>
+            </w:r>
+            <w:r>
+              <w:rPr>
+                <w:rFonts w:eastAsia="標楷體"/>
+              </w:rPr>
+              <w:t>是，競賽名稱</w:t>
+            </w:r>
+            <w:r>
+              <w:rPr>
+                <w:rFonts w:eastAsia="標楷體" w:hint="eastAsia"/>
+              </w:rPr>
+              <w:t>(</w:t>
+            </w:r>
+            <w:r>
+              <w:rPr>
+                <w:rFonts w:eastAsia="標楷體" w:hint="eastAsia"/>
+              </w:rPr>
+              <w:t>尚未確定</w:t>
+            </w:r>
+            <w:r>
+              <w:rPr>
+                <w:rFonts w:eastAsia="標楷體" w:hint="eastAsia"/>
+              </w:rPr>
+              <w:t>)</w:t>
             </w:r>
           </w:p>
         </w:tc>
@@ -1890,10 +1657,10 @@
             </w:pPr>
             <w:r>
               <w:rPr>
-                <w:rFonts w:eastAsia="標楷體"/>
-                <w:b/>
-              </w:rPr>
-              <w:sym w:font="Wingdings" w:char="F06F"/>
+                <w:rFonts w:ascii="標楷體" w:eastAsia="標楷體" w:hAnsi="標楷體" w:hint="eastAsia"/>
+                <w:b/>
+              </w:rPr>
+              <w:t>□</w:t>
             </w:r>
             <w:r>
               <w:rPr>
@@ -1902,14 +1669,12 @@
               </w:rPr>
               <w:t xml:space="preserve"> </w:t>
             </w:r>
-            <w:proofErr w:type="gramStart"/>
             <w:r>
               <w:rPr>
                 <w:rFonts w:eastAsia="標楷體"/>
               </w:rPr>
               <w:t>否</w:t>
             </w:r>
-            <w:proofErr w:type="gramEnd"/>
           </w:p>
           <w:p>
             <w:pPr>
@@ -1925,10 +1690,10 @@
             </w:pPr>
             <w:r>
               <w:rPr>
-                <w:rFonts w:eastAsia="標楷體"/>
-                <w:b/>
-              </w:rPr>
-              <w:sym w:font="Wingdings" w:char="F06F"/>
+                <w:rFonts w:ascii="標楷體" w:eastAsia="標楷體" w:hAnsi="標楷體" w:hint="eastAsia"/>
+                <w:b/>
+              </w:rPr>
+              <w:t>■</w:t>
             </w:r>
             <w:r>
               <w:rPr>
@@ -2071,26 +1836,6 @@
               <w:snapToGrid w:val="0"/>
               <w:rPr>
                 <w:rFonts w:ascii="微軟正黑體" w:eastAsia="微軟正黑體" w:hAnsi="微軟正黑體"/>
-                <w:color w:val="000000" w:themeColor="text1"/>
-              </w:rPr>
-            </w:pPr>
-          </w:p>
-          <w:p>
-            <w:pPr>
-              <w:adjustRightInd w:val="0"/>
-              <w:snapToGrid w:val="0"/>
-              <w:rPr>
-                <w:rFonts w:ascii="微軟正黑體" w:eastAsia="微軟正黑體" w:hAnsi="微軟正黑體"/>
-                <w:color w:val="000000" w:themeColor="text1"/>
-              </w:rPr>
-            </w:pPr>
-          </w:p>
-          <w:p>
-            <w:pPr>
-              <w:adjustRightInd w:val="0"/>
-              <w:snapToGrid w:val="0"/>
-              <w:rPr>
-                <w:rFonts w:ascii="微軟正黑體" w:eastAsia="微軟正黑體" w:hAnsi="微軟正黑體"/>
                 <w:color w:val="808080"/>
                 <w:sz w:val="20"/>
                 <w:szCs w:val="20"/>
@@ -2191,23 +1936,13 @@
                 <w:szCs w:val="20"/>
               </w:rPr>
             </w:pPr>
-            <w:proofErr w:type="gramStart"/>
             <w:r>
               <w:rPr>
                 <w:rFonts w:eastAsia="標楷體"/>
                 <w:sz w:val="20"/>
                 <w:szCs w:val="20"/>
               </w:rPr>
-              <w:t>（</w:t>
-            </w:r>
-            <w:proofErr w:type="gramEnd"/>
-            <w:r>
-              <w:rPr>
-                <w:rFonts w:eastAsia="標楷體"/>
-                <w:sz w:val="20"/>
-                <w:szCs w:val="20"/>
-              </w:rPr>
-              <w:t>學生籌組自行尋找指導老師</w:t>
+              <w:t>（學生籌組自行尋找指導老師</w:t>
             </w:r>
             <w:r>
               <w:rPr>
@@ -2439,6 +2174,92 @@
 <file path=word/numbering.xml><?xml version="1.0" encoding="utf-8"?>
 <w:numbering xmlns:wpc="http://schemas.microsoft.com/office/word/2010/wordprocessingCanvas" xmlns:cx="http://schemas.microsoft.com/office/drawing/2014/chartex" xmlns:cx1="http://schemas.microsoft.com/office/drawing/2015/9/8/chartex" xmlns:cx2="http://schemas.microsoft.com/office/drawing/2015/10/21/chartex" xmlns:cx3="http://schemas.microsoft.com/office/drawing/2016/5/9/chartex" xmlns:cx4="http://schemas.microsoft.com/office/drawing/2016/5/10/chartex" xmlns:cx5="http://schemas.microsoft.com/office/drawing/2016/5/11/chartex" xmlns:cx6="http://schemas.microsoft.com/office/drawing/2016/5/12/chartex" xmlns:cx7="http://schemas.microsoft.com/office/drawing/2016/5/13/chartex" xmlns:cx8="http://schemas.microsoft.com/office/drawing/2016/5/14/chartex" xmlns:mc="http://schemas.openxmlformats.org/markup-compatibility/2006" xmlns:aink="http://schemas.microsoft.com/office/drawing/2016/ink" xmlns:am3d="http://schemas.microsoft.com/office/drawing/2017/model3d" xmlns:o="urn:schemas-microsoft-com:office:office" xmlns:oel="http://schemas.microsoft.com/office/2019/extlst" xmlns:r="http://schemas.openxmlformats.org/officeDocument/2006/relationships" xmlns:m="http://schemas.openxmlformats.org/officeDocument/2006/math" xmlns:v="urn:schemas-microsoft-com:vml" xmlns:wp14="http://schemas.microsoft.com/office/word/2010/wordprocessingDrawing" xmlns:wp="http://schemas.openxmlformats.org/drawingml/2006/wordprocessingDrawing" xmlns:w10="urn:schemas-microsoft-com:office:word" xmlns:w="http://schemas.openxmlformats.org/wordprocessingml/2006/main" xmlns:w14="http://schemas.microsoft.com/office/word/2010/wordml" xmlns:w15="http://schemas.microsoft.com/office/word/2012/wordml" xmlns:w16cex="http://schemas.microsoft.com/office/word/2018/wordml/cex" xmlns:w16cid="http://schemas.microsoft.com/office/word/2016/wordml/cid" xmlns:w16="http://schemas.microsoft.com/office/word/2018/wordml" xmlns:w16sdtdh="http://schemas.microsoft.com/office/word/2020/wordml/sdtdatahash" xmlns:w16se="http://schemas.microsoft.com/office/word/2015/wordml/symex" xmlns:wpg="http://schemas.microsoft.com/office/word/2010/wordprocessingGroup" xmlns:wpi="http://schemas.microsoft.com/office/word/2010/wordprocessingInk" xmlns:wne="http://schemas.microsoft.com/office/word/2006/wordml" xmlns:wps="http://schemas.microsoft.com/office/word/2010/wordprocessingShape" mc:Ignorable="w14 w15 w16se w16cid w16 w16cex w16sdtdh wp14">
   <w:abstractNum w:abstractNumId="0" w15:restartNumberingAfterBreak="0">
+    <w:nsid w:val="51C94E2A"/>
+    <w:multiLevelType w:val="hybridMultilevel"/>
+    <w:tmpl w:val="BDDAE3FC"/>
+    <w:lvl w:ilvl="0" w:tplc="0409000F">
+      <w:start w:val="1"/>
+      <w:numFmt w:val="decimal"/>
+      <w:lvlText w:val="%1."/>
+      <w:lvlJc w:val="left"/>
+      <w:pPr>
+        <w:ind w:left="480" w:hanging="480"/>
+      </w:pPr>
+    </w:lvl>
+    <w:lvl w:ilvl="1" w:tplc="04090019" w:tentative="1">
+      <w:start w:val="1"/>
+      <w:numFmt w:val="ideographTraditional"/>
+      <w:lvlText w:val="%2、"/>
+      <w:lvlJc w:val="left"/>
+      <w:pPr>
+        <w:ind w:left="960" w:hanging="480"/>
+      </w:pPr>
+    </w:lvl>
+    <w:lvl w:ilvl="2" w:tplc="0409001B" w:tentative="1">
+      <w:start w:val="1"/>
+      <w:numFmt w:val="lowerRoman"/>
+      <w:lvlText w:val="%3."/>
+      <w:lvlJc w:val="right"/>
+      <w:pPr>
+        <w:ind w:left="1440" w:hanging="480"/>
+      </w:pPr>
+    </w:lvl>
+    <w:lvl w:ilvl="3" w:tplc="0409000F" w:tentative="1">
+      <w:start w:val="1"/>
+      <w:numFmt w:val="decimal"/>
+      <w:lvlText w:val="%4."/>
+      <w:lvlJc w:val="left"/>
+      <w:pPr>
+        <w:ind w:left="1920" w:hanging="480"/>
+      </w:pPr>
+    </w:lvl>
+    <w:lvl w:ilvl="4" w:tplc="04090019" w:tentative="1">
+      <w:start w:val="1"/>
+      <w:numFmt w:val="ideographTraditional"/>
+      <w:lvlText w:val="%5、"/>
+      <w:lvlJc w:val="left"/>
+      <w:pPr>
+        <w:ind w:left="2400" w:hanging="480"/>
+      </w:pPr>
+    </w:lvl>
+    <w:lvl w:ilvl="5" w:tplc="0409001B" w:tentative="1">
+      <w:start w:val="1"/>
+      <w:numFmt w:val="lowerRoman"/>
+      <w:lvlText w:val="%6."/>
+      <w:lvlJc w:val="right"/>
+      <w:pPr>
+        <w:ind w:left="2880" w:hanging="480"/>
+      </w:pPr>
+    </w:lvl>
+    <w:lvl w:ilvl="6" w:tplc="0409000F" w:tentative="1">
+      <w:start w:val="1"/>
+      <w:numFmt w:val="decimal"/>
+      <w:lvlText w:val="%7."/>
+      <w:lvlJc w:val="left"/>
+      <w:pPr>
+        <w:ind w:left="3360" w:hanging="480"/>
+      </w:pPr>
+    </w:lvl>
+    <w:lvl w:ilvl="7" w:tplc="04090019" w:tentative="1">
+      <w:start w:val="1"/>
+      <w:numFmt w:val="ideographTraditional"/>
+      <w:lvlText w:val="%8、"/>
+      <w:lvlJc w:val="left"/>
+      <w:pPr>
+        <w:ind w:left="3840" w:hanging="480"/>
+      </w:pPr>
+    </w:lvl>
+    <w:lvl w:ilvl="8" w:tplc="0409001B" w:tentative="1">
+      <w:start w:val="1"/>
+      <w:numFmt w:val="lowerRoman"/>
+      <w:lvlText w:val="%9."/>
+      <w:lvlJc w:val="right"/>
+      <w:pPr>
+        <w:ind w:left="4320" w:hanging="480"/>
+      </w:pPr>
+    </w:lvl>
+  </w:abstractNum>
+  <w:abstractNum w:abstractNumId="1" w15:restartNumberingAfterBreak="0">
     <w:nsid w:val="5E385E6A"/>
     <w:multiLevelType w:val="multilevel"/>
     <w:tmpl w:val="A3FA3DB2"/>
@@ -2587,7 +2408,7 @@
       </w:rPr>
     </w:lvl>
   </w:abstractNum>
-  <w:abstractNum w:abstractNumId="1" w15:restartNumberingAfterBreak="0">
+  <w:abstractNum w:abstractNumId="2" w15:restartNumberingAfterBreak="0">
     <w:nsid w:val="65A95B51"/>
     <w:multiLevelType w:val="multilevel"/>
     <w:tmpl w:val="45F2E776"/>
@@ -2737,9 +2558,12 @@
     </w:lvl>
   </w:abstractNum>
   <w:num w:numId="1" w16cid:durableId="679115286">
+    <w:abstractNumId w:val="2"/>
+  </w:num>
+  <w:num w:numId="2" w16cid:durableId="766659888">
     <w:abstractNumId w:val="1"/>
   </w:num>
-  <w:num w:numId="2" w16cid:durableId="766659888">
+  <w:num w:numId="3" w16cid:durableId="1193806800">
     <w:abstractNumId w:val="0"/>
   </w:num>
 </w:numbering>
@@ -3252,6 +3076,16 @@
       <w:szCs w:val="20"/>
     </w:rPr>
   </w:style>
+  <w:style w:type="paragraph" w:styleId="a7">
+    <w:name w:val="List Paragraph"/>
+    <w:basedOn w:val="a"/>
+    <w:uiPriority w:val="34"/>
+    <w:qFormat/>
+    <w:rsid w:val="00935276"/>
+    <w:pPr>
+      <w:ind w:leftChars="200" w:left="480"/>
+    </w:pPr>
+  </w:style>
 </w:styles>
 </file>
 

--- a/專題製作(含提案).docx
+++ b/專題製作(含提案).docx
@@ -847,11 +847,21 @@
               <w:adjustRightInd w:val="0"/>
               <w:snapToGrid w:val="0"/>
               <w:rPr>
-                <w:rFonts w:eastAsia="標楷體"/>
-                <w:b/>
-                <w:bCs/>
-              </w:rPr>
-            </w:pPr>
+                <w:rFonts w:eastAsia="標楷體" w:hint="eastAsia"/>
+              </w:rPr>
+            </w:pPr>
+            <w:r>
+              <w:rPr>
+                <w:rFonts w:eastAsia="標楷體" w:hint="eastAsia"/>
+              </w:rPr>
+              <w:t>11218</w:t>
+            </w:r>
+            <w:r>
+              <w:rPr>
+                <w:rFonts w:eastAsia="標楷體" w:hint="eastAsia"/>
+              </w:rPr>
+              <w:t>32</w:t>
+            </w:r>
           </w:p>
         </w:tc>
         <w:tc>
@@ -864,10 +874,14 @@
               <w:snapToGrid w:val="0"/>
               <w:rPr>
                 <w:rFonts w:eastAsia="標楷體"/>
-                <w:b/>
-                <w:bCs/>
-              </w:rPr>
-            </w:pPr>
+              </w:rPr>
+            </w:pPr>
+            <w:r>
+              <w:rPr>
+                <w:rFonts w:eastAsia="標楷體" w:hint="eastAsia"/>
+              </w:rPr>
+              <w:t>3B</w:t>
+            </w:r>
           </w:p>
         </w:tc>
         <w:tc>
@@ -879,9 +893,15 @@
               <w:adjustRightInd w:val="0"/>
               <w:snapToGrid w:val="0"/>
               <w:rPr>
-                <w:rFonts w:eastAsia="標楷體"/>
-              </w:rPr>
-            </w:pPr>
+                <w:rFonts w:eastAsia="標楷體" w:hint="eastAsia"/>
+              </w:rPr>
+            </w:pPr>
+            <w:r>
+              <w:rPr>
+                <w:rFonts w:eastAsia="標楷體" w:hint="eastAsia"/>
+              </w:rPr>
+              <w:t>黃麗文</w:t>
+            </w:r>
           </w:p>
         </w:tc>
         <w:tc>
@@ -897,6 +917,12 @@
                 <w:rFonts w:eastAsia="標楷體"/>
               </w:rPr>
             </w:pPr>
+            <w:r>
+              <w:rPr>
+                <w:rFonts w:eastAsia="標楷體"/>
+              </w:rPr>
+              <w:t>0909010899</w:t>
+            </w:r>
           </w:p>
         </w:tc>
         <w:tc>
@@ -911,6 +937,12 @@
                 <w:rFonts w:eastAsia="標楷體"/>
               </w:rPr>
             </w:pPr>
+            <w:r>
+              <w:rPr>
+                <w:rFonts w:eastAsia="標楷體"/>
+              </w:rPr>
+              <w:t>moxue0605@gmail.com</w:t>
+            </w:r>
           </w:p>
         </w:tc>
       </w:tr>
